--- a/BódiSzabolcs13A.docx
+++ b/BódiSzabolcs13A.docx
@@ -16,48 +16,44 @@
         </w:rPr>
         <w:t xml:space="preserve">Projektnév: </w:t>
       </w:r>
-      <w:proofErr w:type="spellStart"/>
       <w:r>
         <w:rPr>
           <w:rFonts w:ascii="Times New Roman" w:hAnsi="Times New Roman" w:cs="Times New Roman"/>
           <w:b/>
           <w:bCs/>
         </w:rPr>
-        <w:t>Arcade</w:t>
-      </w:r>
-      <w:proofErr w:type="spellEnd"/>
+        <w:t>Arcade Mania</w:t>
+      </w:r>
+    </w:p>
+    <w:p>
+      <w:pPr>
+        <w:spacing w:line="360" w:lineRule="auto"/>
+        <w:jc w:val="both"/>
+        <w:rPr>
+          <w:rFonts w:ascii="Times New Roman" w:hAnsi="Times New Roman" w:cs="Times New Roman"/>
+        </w:rPr>
+      </w:pPr>
+      <w:r>
+        <w:rPr>
+          <w:rFonts w:ascii="Times New Roman" w:hAnsi="Times New Roman" w:cs="Times New Roman"/>
+        </w:rPr>
+        <w:t xml:space="preserve">Projekt készítői: </w:t>
+      </w:r>
       <w:r>
         <w:rPr>
           <w:rFonts w:ascii="Times New Roman" w:hAnsi="Times New Roman" w:cs="Times New Roman"/>
           <w:b/>
           <w:bCs/>
         </w:rPr>
-        <w:t xml:space="preserve"> </w:t>
-      </w:r>
-      <w:proofErr w:type="spellStart"/>
+        <w:t>Bódi Szabolcs, Oravecz Ádám József, Tátrai</w:t>
+      </w:r>
       <w:r>
         <w:rPr>
           <w:rFonts w:ascii="Times New Roman" w:hAnsi="Times New Roman" w:cs="Times New Roman"/>
           <w:b/>
           <w:bCs/>
         </w:rPr>
-        <w:t>Mania</w:t>
-      </w:r>
-      <w:proofErr w:type="spellEnd"/>
-    </w:p>
-    <w:p>
-      <w:pPr>
-        <w:spacing w:line="360" w:lineRule="auto"/>
-        <w:jc w:val="both"/>
-        <w:rPr>
-          <w:rFonts w:ascii="Times New Roman" w:hAnsi="Times New Roman" w:cs="Times New Roman"/>
-        </w:rPr>
-      </w:pPr>
-      <w:r>
-        <w:rPr>
-          <w:rFonts w:ascii="Times New Roman" w:hAnsi="Times New Roman" w:cs="Times New Roman"/>
-        </w:rPr>
-        <w:t xml:space="preserve">Projekt készítői: </w:t>
+        <w:t xml:space="preserve"> L</w:t>
       </w:r>
       <w:r>
         <w:rPr>
@@ -65,259 +61,236 @@
           <w:b/>
           <w:bCs/>
         </w:rPr>
-        <w:t>Bódi Szabolcs, Oravecz Ádám József, Tátrai</w:t>
-      </w:r>
+        <w:t>evente</w:t>
+      </w:r>
+    </w:p>
+    <w:p>
+      <w:pPr>
+        <w:spacing w:line="360" w:lineRule="auto"/>
+        <w:jc w:val="both"/>
+        <w:rPr>
+          <w:rFonts w:ascii="Times New Roman" w:hAnsi="Times New Roman" w:cs="Times New Roman"/>
+        </w:rPr>
+      </w:pPr>
+      <w:r>
+        <w:rPr>
+          <w:rFonts w:ascii="Times New Roman" w:hAnsi="Times New Roman" w:cs="Times New Roman"/>
+        </w:rPr>
+        <w:t>A projekt fő célja röviden:</w:t>
+      </w:r>
+    </w:p>
+    <w:p>
+      <w:pPr>
+        <w:spacing w:line="360" w:lineRule="auto"/>
+        <w:jc w:val="both"/>
+        <w:rPr>
+          <w:rFonts w:ascii="Times New Roman" w:hAnsi="Times New Roman" w:cs="Times New Roman"/>
+        </w:rPr>
+      </w:pPr>
+      <w:r>
+        <w:rPr>
+          <w:rFonts w:ascii="Times New Roman" w:hAnsi="Times New Roman" w:cs="Times New Roman"/>
+        </w:rPr>
+        <w:t>Az Arcade Mania egy webalapú arcade játékplatform</w:t>
+      </w:r>
+      <w:r>
+        <w:rPr>
+          <w:rFonts w:ascii="Times New Roman" w:hAnsi="Times New Roman" w:cs="Times New Roman"/>
+        </w:rPr>
+        <w:t>, amelyet a „y8” online játékplatform ihletett</w:t>
+      </w:r>
+      <w:r>
+        <w:rPr>
+          <w:rFonts w:ascii="Times New Roman" w:hAnsi="Times New Roman" w:cs="Times New Roman"/>
+        </w:rPr>
+        <w:t xml:space="preserve">. </w:t>
+      </w:r>
+      <w:r>
+        <w:rPr>
+          <w:rFonts w:ascii="Times New Roman" w:hAnsi="Times New Roman" w:cs="Times New Roman"/>
+        </w:rPr>
+        <w:t xml:space="preserve">A projekt elsődleges célja egy átlátható, jól strukturált, tanulási célú full-stack </w:t>
+      </w:r>
+      <w:r>
+        <w:rPr>
+          <w:rFonts w:ascii="Times New Roman" w:hAnsi="Times New Roman" w:cs="Times New Roman"/>
+        </w:rPr>
+        <w:t xml:space="preserve">projekt </w:t>
+      </w:r>
+      <w:r>
+        <w:rPr>
+          <w:rFonts w:ascii="Times New Roman" w:hAnsi="Times New Roman" w:cs="Times New Roman"/>
+        </w:rPr>
+        <w:t xml:space="preserve"> </w:t>
+      </w:r>
+      <w:r>
+        <w:rPr>
+          <w:rFonts w:ascii="Times New Roman" w:hAnsi="Times New Roman" w:cs="Times New Roman"/>
+        </w:rPr>
+        <w:t>valamint,</w:t>
+      </w:r>
+      <w:r>
+        <w:rPr>
+          <w:rFonts w:ascii="Times New Roman" w:hAnsi="Times New Roman" w:cs="Times New Roman"/>
+        </w:rPr>
+        <w:t xml:space="preserve"> egy olyan rendszer megvalósítása, amely:</w:t>
+      </w:r>
+    </w:p>
+    <w:p>
+      <w:pPr>
+        <w:spacing w:line="360" w:lineRule="auto"/>
+        <w:jc w:val="both"/>
+        <w:rPr>
+          <w:rFonts w:ascii="Times New Roman" w:hAnsi="Times New Roman" w:cs="Times New Roman"/>
+        </w:rPr>
+      </w:pPr>
+      <w:r>
+        <w:rPr>
+          <w:rFonts w:ascii="Times New Roman" w:hAnsi="Times New Roman" w:cs="Times New Roman"/>
+        </w:rPr>
+        <w:t>- bemutatja a frontend–backend–adatbázis szétválasztását,</w:t>
+      </w:r>
+    </w:p>
+    <w:p>
+      <w:pPr>
+        <w:spacing w:line="360" w:lineRule="auto"/>
+        <w:jc w:val="both"/>
+        <w:rPr>
+          <w:rFonts w:ascii="Times New Roman" w:hAnsi="Times New Roman" w:cs="Times New Roman"/>
+        </w:rPr>
+      </w:pPr>
+      <w:r>
+        <w:rPr>
+          <w:rFonts w:ascii="Times New Roman" w:hAnsi="Times New Roman" w:cs="Times New Roman"/>
+        </w:rPr>
+        <w:t>- követi a modern webfejlesztési elveket,</w:t>
+      </w:r>
+    </w:p>
+    <w:p>
+      <w:pPr>
+        <w:spacing w:line="360" w:lineRule="auto"/>
+        <w:jc w:val="both"/>
+        <w:rPr>
+          <w:rFonts w:ascii="Times New Roman" w:hAnsi="Times New Roman" w:cs="Times New Roman"/>
+        </w:rPr>
+      </w:pPr>
+      <w:r>
+        <w:rPr>
+          <w:rFonts w:ascii="Times New Roman" w:hAnsi="Times New Roman" w:cs="Times New Roman"/>
+        </w:rPr>
+        <w:t>- alkalmas szakmai vizsga- és bemutatási célokra,</w:t>
+      </w:r>
+    </w:p>
+    <w:p>
+      <w:pPr>
+        <w:spacing w:line="360" w:lineRule="auto"/>
+        <w:jc w:val="both"/>
+        <w:rPr>
+          <w:rFonts w:ascii="Times New Roman" w:hAnsi="Times New Roman" w:cs="Times New Roman"/>
+        </w:rPr>
+      </w:pPr>
+      <w:r>
+        <w:rPr>
+          <w:rFonts w:ascii="Times New Roman" w:hAnsi="Times New Roman" w:cs="Times New Roman"/>
+        </w:rPr>
+        <w:t xml:space="preserve">Az Arcade Mania </w:t>
+      </w:r>
+      <w:r>
+        <w:rPr>
+          <w:rFonts w:ascii="Times New Roman" w:hAnsi="Times New Roman" w:cs="Times New Roman"/>
+        </w:rPr>
+        <w:t>3 fő részből áll</w:t>
+      </w:r>
+      <w:r>
+        <w:rPr>
+          <w:rFonts w:ascii="Times New Roman" w:hAnsi="Times New Roman" w:cs="Times New Roman"/>
+        </w:rPr>
+        <w:t>:</w:t>
+      </w:r>
+    </w:p>
+    <w:p>
+      <w:pPr>
+        <w:spacing w:line="360" w:lineRule="auto"/>
+        <w:jc w:val="both"/>
+        <w:rPr>
+          <w:rFonts w:ascii="Times New Roman" w:hAnsi="Times New Roman" w:cs="Times New Roman"/>
+        </w:rPr>
+      </w:pPr>
       <w:r>
         <w:rPr>
           <w:rFonts w:ascii="Times New Roman" w:hAnsi="Times New Roman" w:cs="Times New Roman"/>
           <w:b/>
           <w:bCs/>
         </w:rPr>
-        <w:t xml:space="preserve"> L</w:t>
-      </w:r>
+        <w:t>Frontend</w:t>
+      </w:r>
+    </w:p>
+    <w:p>
+      <w:pPr>
+        <w:spacing w:line="360" w:lineRule="auto"/>
+        <w:jc w:val="both"/>
+        <w:rPr>
+          <w:rFonts w:ascii="Times New Roman" w:hAnsi="Times New Roman" w:cs="Times New Roman"/>
+        </w:rPr>
+      </w:pPr>
+      <w:r>
+        <w:rPr>
+          <w:rFonts w:ascii="Times New Roman" w:hAnsi="Times New Roman" w:cs="Times New Roman"/>
+        </w:rPr>
+        <w:t>- React</w:t>
+      </w:r>
+      <w:r>
+        <w:rPr>
+          <w:rFonts w:ascii="Times New Roman" w:hAnsi="Times New Roman" w:cs="Times New Roman"/>
+        </w:rPr>
+        <w:t xml:space="preserve"> keretrendszer</w:t>
+      </w:r>
+    </w:p>
+    <w:p>
+      <w:pPr>
+        <w:spacing w:line="360" w:lineRule="auto"/>
+        <w:jc w:val="both"/>
+        <w:rPr>
+          <w:rFonts w:ascii="Times New Roman" w:hAnsi="Times New Roman" w:cs="Times New Roman"/>
+        </w:rPr>
+      </w:pPr>
       <w:r>
         <w:rPr>
           <w:rFonts w:ascii="Times New Roman" w:hAnsi="Times New Roman" w:cs="Times New Roman"/>
           <w:b/>
           <w:bCs/>
         </w:rPr>
-        <w:t>evente</w:t>
-      </w:r>
-    </w:p>
-    <w:p>
-      <w:pPr>
-        <w:spacing w:line="360" w:lineRule="auto"/>
-        <w:jc w:val="both"/>
-        <w:rPr>
-          <w:rFonts w:ascii="Times New Roman" w:hAnsi="Times New Roman" w:cs="Times New Roman"/>
-        </w:rPr>
-      </w:pPr>
-      <w:r>
-        <w:rPr>
-          <w:rFonts w:ascii="Times New Roman" w:hAnsi="Times New Roman" w:cs="Times New Roman"/>
-        </w:rPr>
-        <w:t>A projekt fő célja röviden:</w:t>
-      </w:r>
-    </w:p>
-    <w:p>
-      <w:pPr>
-        <w:spacing w:line="360" w:lineRule="auto"/>
-        <w:jc w:val="both"/>
-        <w:rPr>
-          <w:rFonts w:ascii="Times New Roman" w:hAnsi="Times New Roman" w:cs="Times New Roman"/>
-        </w:rPr>
-      </w:pPr>
-      <w:r>
-        <w:rPr>
-          <w:rFonts w:ascii="Times New Roman" w:hAnsi="Times New Roman" w:cs="Times New Roman"/>
-        </w:rPr>
-        <w:t xml:space="preserve">Az </w:t>
-      </w:r>
-      <w:proofErr w:type="spellStart"/>
-      <w:r>
-        <w:rPr>
-          <w:rFonts w:ascii="Times New Roman" w:hAnsi="Times New Roman" w:cs="Times New Roman"/>
-        </w:rPr>
-        <w:t>Arcade</w:t>
-      </w:r>
-      <w:proofErr w:type="spellEnd"/>
-      <w:r>
-        <w:rPr>
-          <w:rFonts w:ascii="Times New Roman" w:hAnsi="Times New Roman" w:cs="Times New Roman"/>
-        </w:rPr>
-        <w:t xml:space="preserve"> </w:t>
-      </w:r>
-      <w:proofErr w:type="spellStart"/>
-      <w:r>
-        <w:rPr>
-          <w:rFonts w:ascii="Times New Roman" w:hAnsi="Times New Roman" w:cs="Times New Roman"/>
-        </w:rPr>
-        <w:t>Mania</w:t>
-      </w:r>
-      <w:proofErr w:type="spellEnd"/>
-      <w:r>
-        <w:rPr>
-          <w:rFonts w:ascii="Times New Roman" w:hAnsi="Times New Roman" w:cs="Times New Roman"/>
-        </w:rPr>
-        <w:t xml:space="preserve"> egy webalapú </w:t>
-      </w:r>
-      <w:proofErr w:type="spellStart"/>
-      <w:r>
-        <w:rPr>
-          <w:rFonts w:ascii="Times New Roman" w:hAnsi="Times New Roman" w:cs="Times New Roman"/>
-        </w:rPr>
-        <w:t>arcade</w:t>
-      </w:r>
-      <w:proofErr w:type="spellEnd"/>
-      <w:r>
-        <w:rPr>
-          <w:rFonts w:ascii="Times New Roman" w:hAnsi="Times New Roman" w:cs="Times New Roman"/>
-        </w:rPr>
-        <w:t xml:space="preserve"> játékplatform</w:t>
-      </w:r>
-      <w:r>
-        <w:rPr>
-          <w:rFonts w:ascii="Times New Roman" w:hAnsi="Times New Roman" w:cs="Times New Roman"/>
-        </w:rPr>
-        <w:t>, amelyet a „y8” online játékplatform ihletett</w:t>
-      </w:r>
-      <w:r>
-        <w:rPr>
-          <w:rFonts w:ascii="Times New Roman" w:hAnsi="Times New Roman" w:cs="Times New Roman"/>
-        </w:rPr>
-        <w:t xml:space="preserve">. </w:t>
-      </w:r>
-      <w:r>
-        <w:rPr>
-          <w:rFonts w:ascii="Times New Roman" w:hAnsi="Times New Roman" w:cs="Times New Roman"/>
-        </w:rPr>
-        <w:t xml:space="preserve">A projekt elsődleges célja egy átlátható, jól strukturált, tanulási célú </w:t>
-      </w:r>
-      <w:proofErr w:type="spellStart"/>
-      <w:r>
-        <w:rPr>
-          <w:rFonts w:ascii="Times New Roman" w:hAnsi="Times New Roman" w:cs="Times New Roman"/>
-        </w:rPr>
-        <w:t>full-stack</w:t>
-      </w:r>
-      <w:proofErr w:type="spellEnd"/>
-      <w:r>
-        <w:rPr>
-          <w:rFonts w:ascii="Times New Roman" w:hAnsi="Times New Roman" w:cs="Times New Roman"/>
-        </w:rPr>
-        <w:t xml:space="preserve"> </w:t>
-      </w:r>
-      <w:proofErr w:type="gramStart"/>
-      <w:r>
-        <w:rPr>
-          <w:rFonts w:ascii="Times New Roman" w:hAnsi="Times New Roman" w:cs="Times New Roman"/>
-        </w:rPr>
-        <w:t>projekt</w:t>
-      </w:r>
-      <w:proofErr w:type="gramEnd"/>
-      <w:r>
-        <w:rPr>
-          <w:rFonts w:ascii="Times New Roman" w:hAnsi="Times New Roman" w:cs="Times New Roman"/>
-        </w:rPr>
-        <w:t xml:space="preserve"> </w:t>
-      </w:r>
-      <w:r>
-        <w:rPr>
-          <w:rFonts w:ascii="Times New Roman" w:hAnsi="Times New Roman" w:cs="Times New Roman"/>
-        </w:rPr>
-        <w:t xml:space="preserve"> </w:t>
-      </w:r>
-      <w:r>
-        <w:rPr>
-          <w:rFonts w:ascii="Times New Roman" w:hAnsi="Times New Roman" w:cs="Times New Roman"/>
-        </w:rPr>
-        <w:t>valamint,</w:t>
-      </w:r>
-      <w:r>
-        <w:rPr>
-          <w:rFonts w:ascii="Times New Roman" w:hAnsi="Times New Roman" w:cs="Times New Roman"/>
-        </w:rPr>
-        <w:t xml:space="preserve"> egy olyan rendszer megvalósítása, amely:</w:t>
-      </w:r>
-    </w:p>
-    <w:p>
-      <w:pPr>
-        <w:spacing w:line="360" w:lineRule="auto"/>
-        <w:jc w:val="both"/>
-        <w:rPr>
-          <w:rFonts w:ascii="Times New Roman" w:hAnsi="Times New Roman" w:cs="Times New Roman"/>
-        </w:rPr>
-      </w:pPr>
-      <w:r>
-        <w:rPr>
-          <w:rFonts w:ascii="Times New Roman" w:hAnsi="Times New Roman" w:cs="Times New Roman"/>
-        </w:rPr>
-        <w:t>- bemutatja a frontend–backend–adatbázis szétválasztását,</w:t>
-      </w:r>
-    </w:p>
-    <w:p>
-      <w:pPr>
-        <w:spacing w:line="360" w:lineRule="auto"/>
-        <w:jc w:val="both"/>
-        <w:rPr>
-          <w:rFonts w:ascii="Times New Roman" w:hAnsi="Times New Roman" w:cs="Times New Roman"/>
-        </w:rPr>
-      </w:pPr>
-      <w:r>
-        <w:rPr>
-          <w:rFonts w:ascii="Times New Roman" w:hAnsi="Times New Roman" w:cs="Times New Roman"/>
-        </w:rPr>
-        <w:t>- követi a modern webfejlesztési elveket,</w:t>
-      </w:r>
-    </w:p>
-    <w:p>
-      <w:pPr>
-        <w:spacing w:line="360" w:lineRule="auto"/>
-        <w:jc w:val="both"/>
-        <w:rPr>
-          <w:rFonts w:ascii="Times New Roman" w:hAnsi="Times New Roman" w:cs="Times New Roman"/>
-        </w:rPr>
-      </w:pPr>
-      <w:r>
-        <w:rPr>
-          <w:rFonts w:ascii="Times New Roman" w:hAnsi="Times New Roman" w:cs="Times New Roman"/>
-        </w:rPr>
-        <w:t>- alkalmas szakmai vizsga- és bemutatási célokra,</w:t>
-      </w:r>
-    </w:p>
-    <w:p>
-      <w:pPr>
-        <w:spacing w:line="360" w:lineRule="auto"/>
-        <w:jc w:val="both"/>
-        <w:rPr>
-          <w:rFonts w:ascii="Times New Roman" w:hAnsi="Times New Roman" w:cs="Times New Roman"/>
-        </w:rPr>
-      </w:pPr>
-      <w:r>
-        <w:rPr>
-          <w:rFonts w:ascii="Times New Roman" w:hAnsi="Times New Roman" w:cs="Times New Roman"/>
-        </w:rPr>
-        <w:t xml:space="preserve">Az </w:t>
-      </w:r>
-      <w:proofErr w:type="spellStart"/>
-      <w:r>
-        <w:rPr>
-          <w:rFonts w:ascii="Times New Roman" w:hAnsi="Times New Roman" w:cs="Times New Roman"/>
-        </w:rPr>
-        <w:t>Arcade</w:t>
-      </w:r>
-      <w:proofErr w:type="spellEnd"/>
-      <w:r>
-        <w:rPr>
-          <w:rFonts w:ascii="Times New Roman" w:hAnsi="Times New Roman" w:cs="Times New Roman"/>
-        </w:rPr>
-        <w:t xml:space="preserve"> </w:t>
-      </w:r>
-      <w:proofErr w:type="spellStart"/>
-      <w:r>
-        <w:rPr>
-          <w:rFonts w:ascii="Times New Roman" w:hAnsi="Times New Roman" w:cs="Times New Roman"/>
-        </w:rPr>
-        <w:t>Mania</w:t>
-      </w:r>
-      <w:proofErr w:type="spellEnd"/>
-      <w:r>
-        <w:rPr>
-          <w:rFonts w:ascii="Times New Roman" w:hAnsi="Times New Roman" w:cs="Times New Roman"/>
-        </w:rPr>
-        <w:t xml:space="preserve"> </w:t>
-      </w:r>
-      <w:r>
-        <w:rPr>
-          <w:rFonts w:ascii="Times New Roman" w:hAnsi="Times New Roman" w:cs="Times New Roman"/>
-        </w:rPr>
-        <w:t>3 fő részből áll</w:t>
-      </w:r>
-      <w:r>
-        <w:rPr>
-          <w:rFonts w:ascii="Times New Roman" w:hAnsi="Times New Roman" w:cs="Times New Roman"/>
-        </w:rPr>
-        <w:t>:</w:t>
+        <w:t>Backend</w:t>
+      </w:r>
+    </w:p>
+    <w:p>
+      <w:pPr>
+        <w:spacing w:line="360" w:lineRule="auto"/>
+        <w:jc w:val="both"/>
+        <w:rPr>
+          <w:rFonts w:ascii="Times New Roman" w:hAnsi="Times New Roman" w:cs="Times New Roman"/>
+        </w:rPr>
+      </w:pPr>
+      <w:r>
+        <w:rPr>
+          <w:rFonts w:ascii="Times New Roman" w:hAnsi="Times New Roman" w:cs="Times New Roman"/>
+        </w:rPr>
+        <w:t>- ASP.NET Core Web API (C#)</w:t>
+      </w:r>
+    </w:p>
+    <w:p>
+      <w:pPr>
+        <w:spacing w:line="360" w:lineRule="auto"/>
+        <w:jc w:val="both"/>
+        <w:rPr>
+          <w:rFonts w:ascii="Times New Roman" w:hAnsi="Times New Roman" w:cs="Times New Roman"/>
+        </w:rPr>
+      </w:pPr>
+      <w:r>
+        <w:rPr>
+          <w:rFonts w:ascii="Times New Roman" w:hAnsi="Times New Roman" w:cs="Times New Roman"/>
+        </w:rPr>
+        <w:t>- WPF admin panel</w:t>
       </w:r>
     </w:p>
     <w:p>
@@ -334,105 +307,6 @@
           <w:b/>
           <w:bCs/>
         </w:rPr>
-        <w:t>Frontend</w:t>
-      </w:r>
-    </w:p>
-    <w:p>
-      <w:pPr>
-        <w:spacing w:line="360" w:lineRule="auto"/>
-        <w:jc w:val="both"/>
-        <w:rPr>
-          <w:rFonts w:ascii="Times New Roman" w:hAnsi="Times New Roman" w:cs="Times New Roman"/>
-        </w:rPr>
-      </w:pPr>
-      <w:r>
-        <w:rPr>
-          <w:rFonts w:ascii="Times New Roman" w:hAnsi="Times New Roman" w:cs="Times New Roman"/>
-        </w:rPr>
-        <w:t>- React</w:t>
-      </w:r>
-      <w:r>
-        <w:rPr>
-          <w:rFonts w:ascii="Times New Roman" w:hAnsi="Times New Roman" w:cs="Times New Roman"/>
-        </w:rPr>
-        <w:t xml:space="preserve"> keretrendszer</w:t>
-      </w:r>
-    </w:p>
-    <w:p>
-      <w:pPr>
-        <w:spacing w:line="360" w:lineRule="auto"/>
-        <w:jc w:val="both"/>
-        <w:rPr>
-          <w:rFonts w:ascii="Times New Roman" w:hAnsi="Times New Roman" w:cs="Times New Roman"/>
-        </w:rPr>
-      </w:pPr>
-      <w:r>
-        <w:rPr>
-          <w:rFonts w:ascii="Times New Roman" w:hAnsi="Times New Roman" w:cs="Times New Roman"/>
-          <w:b/>
-          <w:bCs/>
-        </w:rPr>
-        <w:t>Backend</w:t>
-      </w:r>
-    </w:p>
-    <w:p>
-      <w:pPr>
-        <w:spacing w:line="360" w:lineRule="auto"/>
-        <w:jc w:val="both"/>
-        <w:rPr>
-          <w:rFonts w:ascii="Times New Roman" w:hAnsi="Times New Roman" w:cs="Times New Roman"/>
-        </w:rPr>
-      </w:pPr>
-      <w:r>
-        <w:rPr>
-          <w:rFonts w:ascii="Times New Roman" w:hAnsi="Times New Roman" w:cs="Times New Roman"/>
-        </w:rPr>
-        <w:t xml:space="preserve">- ASP.NET </w:t>
-      </w:r>
-      <w:proofErr w:type="spellStart"/>
-      <w:r>
-        <w:rPr>
-          <w:rFonts w:ascii="Times New Roman" w:hAnsi="Times New Roman" w:cs="Times New Roman"/>
-        </w:rPr>
-        <w:t>Core</w:t>
-      </w:r>
-      <w:proofErr w:type="spellEnd"/>
-      <w:r>
-        <w:rPr>
-          <w:rFonts w:ascii="Times New Roman" w:hAnsi="Times New Roman" w:cs="Times New Roman"/>
-        </w:rPr>
-        <w:t xml:space="preserve"> Web API (C#)</w:t>
-      </w:r>
-    </w:p>
-    <w:p>
-      <w:pPr>
-        <w:spacing w:line="360" w:lineRule="auto"/>
-        <w:jc w:val="both"/>
-        <w:rPr>
-          <w:rFonts w:ascii="Times New Roman" w:hAnsi="Times New Roman" w:cs="Times New Roman"/>
-        </w:rPr>
-      </w:pPr>
-      <w:r>
-        <w:rPr>
-          <w:rFonts w:ascii="Times New Roman" w:hAnsi="Times New Roman" w:cs="Times New Roman"/>
-        </w:rPr>
-        <w:t>- WPF admin panel</w:t>
-      </w:r>
-    </w:p>
-    <w:p>
-      <w:pPr>
-        <w:spacing w:line="360" w:lineRule="auto"/>
-        <w:jc w:val="both"/>
-        <w:rPr>
-          <w:rFonts w:ascii="Times New Roman" w:hAnsi="Times New Roman" w:cs="Times New Roman"/>
-        </w:rPr>
-      </w:pPr>
-      <w:r>
-        <w:rPr>
-          <w:rFonts w:ascii="Times New Roman" w:hAnsi="Times New Roman" w:cs="Times New Roman"/>
-          <w:b/>
-          <w:bCs/>
-        </w:rPr>
         <w:t>Adatbázis</w:t>
       </w:r>
     </w:p>
@@ -454,78 +328,28 @@
         <w:rPr>
           <w:rFonts w:ascii="Times New Roman" w:hAnsi="Times New Roman" w:cs="Times New Roman"/>
         </w:rPr>
-        <w:t xml:space="preserve"> (</w:t>
-      </w:r>
-      <w:proofErr w:type="spellStart"/>
-      <w:r>
-        <w:rPr>
-          <w:rFonts w:ascii="Times New Roman" w:hAnsi="Times New Roman" w:cs="Times New Roman"/>
-        </w:rPr>
-        <w:t>Xampp</w:t>
-      </w:r>
-      <w:proofErr w:type="spellEnd"/>
-      <w:r>
-        <w:rPr>
-          <w:rFonts w:ascii="Times New Roman" w:hAnsi="Times New Roman" w:cs="Times New Roman"/>
-        </w:rPr>
-        <w:t>)</w:t>
-      </w:r>
-      <w:r>
-        <w:rPr>
-          <w:rFonts w:ascii="Times New Roman" w:hAnsi="Times New Roman" w:cs="Times New Roman"/>
-        </w:rPr>
-        <w:t xml:space="preserve"> </w:t>
-      </w:r>
-      <w:proofErr w:type="spellStart"/>
-      <w:r>
-        <w:rPr>
-          <w:rFonts w:ascii="Times New Roman" w:hAnsi="Times New Roman" w:cs="Times New Roman"/>
-        </w:rPr>
-        <w:t>MySQL</w:t>
-      </w:r>
-      <w:proofErr w:type="spellEnd"/>
-    </w:p>
-    <w:p>
-      <w:pPr>
-        <w:spacing w:line="360" w:lineRule="auto"/>
-        <w:jc w:val="both"/>
-        <w:rPr>
-          <w:rFonts w:ascii="Times New Roman" w:hAnsi="Times New Roman" w:cs="Times New Roman"/>
-        </w:rPr>
-      </w:pPr>
-      <w:r>
-        <w:rPr>
-          <w:rFonts w:ascii="Times New Roman" w:hAnsi="Times New Roman" w:cs="Times New Roman"/>
-        </w:rPr>
-        <w:t xml:space="preserve">- </w:t>
-      </w:r>
-      <w:proofErr w:type="spellStart"/>
-      <w:r>
-        <w:rPr>
-          <w:rFonts w:ascii="Times New Roman" w:hAnsi="Times New Roman" w:cs="Times New Roman"/>
-        </w:rPr>
-        <w:t>Entity</w:t>
-      </w:r>
-      <w:proofErr w:type="spellEnd"/>
-      <w:r>
-        <w:rPr>
-          <w:rFonts w:ascii="Times New Roman" w:hAnsi="Times New Roman" w:cs="Times New Roman"/>
-        </w:rPr>
-        <w:t xml:space="preserve"> Framework </w:t>
-      </w:r>
-      <w:proofErr w:type="spellStart"/>
-      <w:r>
-        <w:rPr>
-          <w:rFonts w:ascii="Times New Roman" w:hAnsi="Times New Roman" w:cs="Times New Roman"/>
-        </w:rPr>
-        <w:t>Core</w:t>
-      </w:r>
-      <w:proofErr w:type="spellEnd"/>
-      <w:r>
-        <w:rPr>
-          <w:rFonts w:ascii="Times New Roman" w:hAnsi="Times New Roman" w:cs="Times New Roman"/>
-        </w:rPr>
-        <w:t xml:space="preserve"> </w:t>
+        <w:t xml:space="preserve"> (Xampp)</w:t>
+      </w:r>
+      <w:r>
+        <w:rPr>
+          <w:rFonts w:ascii="Times New Roman" w:hAnsi="Times New Roman" w:cs="Times New Roman"/>
+        </w:rPr>
+        <w:t xml:space="preserve"> MySQL</w:t>
+      </w:r>
+    </w:p>
+    <w:p>
+      <w:pPr>
+        <w:spacing w:line="360" w:lineRule="auto"/>
+        <w:jc w:val="both"/>
+        <w:rPr>
+          <w:rFonts w:ascii="Times New Roman" w:hAnsi="Times New Roman" w:cs="Times New Roman"/>
+        </w:rPr>
+      </w:pPr>
+      <w:r>
+        <w:rPr>
+          <w:rFonts w:ascii="Times New Roman" w:hAnsi="Times New Roman" w:cs="Times New Roman"/>
+        </w:rPr>
+        <w:t xml:space="preserve">- Entity Framework Core </w:t>
       </w:r>
       <w:r>
         <w:rPr>

--- a/BódiSzabolcs13A.docx
+++ b/BódiSzabolcs13A.docx
@@ -115,7 +115,13 @@
         <w:rPr>
           <w:rFonts w:ascii="Times New Roman" w:hAnsi="Times New Roman" w:cs="Times New Roman"/>
         </w:rPr>
-        <w:t xml:space="preserve">projekt </w:t>
+        <w:t>projekt,</w:t>
+      </w:r>
+      <w:r>
+        <w:rPr>
+          <w:rFonts w:ascii="Times New Roman" w:hAnsi="Times New Roman" w:cs="Times New Roman"/>
+        </w:rPr>
+        <w:t xml:space="preserve"> </w:t>
       </w:r>
       <w:r>
         <w:rPr>
@@ -384,15 +390,6 @@
           <w:rFonts w:ascii="Times New Roman" w:hAnsi="Times New Roman" w:cs="Times New Roman"/>
         </w:rPr>
       </w:pPr>
-    </w:p>
-    <w:p>
-      <w:pPr>
-        <w:spacing w:line="360" w:lineRule="auto"/>
-        <w:jc w:val="both"/>
-        <w:rPr>
-          <w:rFonts w:ascii="Times New Roman" w:hAnsi="Times New Roman" w:cs="Times New Roman"/>
-        </w:rPr>
-      </w:pPr>
       <w:r>
         <w:rPr>
           <w:rFonts w:ascii="Times New Roman" w:hAnsi="Times New Roman" w:cs="Times New Roman"/>
@@ -415,6 +412,12 @@
         <w:rPr>
           <w:rFonts w:ascii="Times New Roman" w:hAnsi="Times New Roman" w:cs="Times New Roman"/>
         </w:rPr>
+        <w:t>ek</w:t>
+      </w:r>
+      <w:r>
+        <w:rPr>
+          <w:rFonts w:ascii="Times New Roman" w:hAnsi="Times New Roman" w:cs="Times New Roman"/>
+        </w:rPr>
         <w:t>:</w:t>
       </w:r>
     </w:p>
@@ -422,9 +425,6 @@
       <w:pPr>
         <w:spacing w:line="360" w:lineRule="auto"/>
         <w:jc w:val="both"/>
-        <w:rPr>
-          <w:rFonts w:ascii="Times New Roman" w:hAnsi="Times New Roman" w:cs="Times New Roman"/>
-        </w:rPr>
       </w:pPr>
       <w:hyperlink r:id="rId4" w:history="1">
         <w:r>
@@ -444,6 +444,60 @@
           <w:rFonts w:ascii="Times New Roman" w:hAnsi="Times New Roman" w:cs="Times New Roman"/>
         </w:rPr>
       </w:pPr>
+      <w:hyperlink r:id="rId5" w:history="1">
+        <w:r>
+          <w:rPr>
+            <w:rStyle w:val="Hiperhivatkozs"/>
+            <w:rFonts w:ascii="Times New Roman" w:hAnsi="Times New Roman" w:cs="Times New Roman"/>
+          </w:rPr>
+          <w:t>https://github.com/SzabolcsBodi756/Arcade-Mania-adatbazis</w:t>
+        </w:r>
+      </w:hyperlink>
+    </w:p>
+    <w:p>
+      <w:pPr>
+        <w:spacing w:line="360" w:lineRule="auto"/>
+        <w:jc w:val="both"/>
+        <w:rPr>
+          <w:rFonts w:ascii="Times New Roman" w:hAnsi="Times New Roman" w:cs="Times New Roman"/>
+        </w:rPr>
+      </w:pPr>
+      <w:hyperlink r:id="rId6" w:history="1">
+        <w:r>
+          <w:rPr>
+            <w:rStyle w:val="Hiperhivatkozs"/>
+            <w:rFonts w:ascii="Times New Roman" w:hAnsi="Times New Roman" w:cs="Times New Roman"/>
+          </w:rPr>
+          <w:t>https://github.com/SzabolcsBodi756/Arcade-Mania-backend</w:t>
+        </w:r>
+      </w:hyperlink>
+    </w:p>
+    <w:p>
+      <w:pPr>
+        <w:spacing w:line="360" w:lineRule="auto"/>
+        <w:jc w:val="both"/>
+        <w:rPr>
+          <w:rFonts w:ascii="Times New Roman" w:hAnsi="Times New Roman" w:cs="Times New Roman"/>
+        </w:rPr>
+      </w:pPr>
+      <w:hyperlink r:id="rId7" w:history="1">
+        <w:r>
+          <w:rPr>
+            <w:rStyle w:val="Hiperhivatkozs"/>
+            <w:rFonts w:ascii="Times New Roman" w:hAnsi="Times New Roman" w:cs="Times New Roman"/>
+          </w:rPr>
+          <w:t>https://github.com/SzabolcsBodi756/Arcade-Mania-frontend</w:t>
+        </w:r>
+      </w:hyperlink>
+    </w:p>
+    <w:p>
+      <w:pPr>
+        <w:spacing w:line="360" w:lineRule="auto"/>
+        <w:jc w:val="both"/>
+        <w:rPr>
+          <w:rFonts w:ascii="Times New Roman" w:hAnsi="Times New Roman" w:cs="Times New Roman"/>
+        </w:rPr>
+      </w:pPr>
       <w:r>
         <w:rPr>
           <w:rFonts w:ascii="Times New Roman" w:hAnsi="Times New Roman" w:cs="Times New Roman"/>
@@ -477,7 +531,7 @@
           <w:rFonts w:ascii="Times New Roman" w:hAnsi="Times New Roman" w:cs="Times New Roman"/>
         </w:rPr>
       </w:pPr>
-      <w:hyperlink r:id="rId5" w:history="1">
+      <w:hyperlink r:id="rId8" w:history="1">
         <w:r>
           <w:rPr>
             <w:rStyle w:val="Hiperhivatkozs"/>
@@ -1437,6 +1491,18 @@
       <w:shd w:val="clear" w:color="auto" w:fill="E1DFDD"/>
     </w:rPr>
   </w:style>
+  <w:style w:type="character" w:styleId="Mrltotthiperhivatkozs">
+    <w:name w:val="FollowedHyperlink"/>
+    <w:basedOn w:val="Bekezdsalapbettpusa"/>
+    <w:uiPriority w:val="99"/>
+    <w:semiHidden/>
+    <w:unhideWhenUsed/>
+    <w:rsid w:val="00A841AC"/>
+    <w:rPr>
+      <w:color w:val="96607D" w:themeColor="followedHyperlink"/>
+      <w:u w:val="single"/>
+    </w:rPr>
+  </w:style>
 </w:styles>
 </file>
 

--- a/BódiSzabolcs13A.docx
+++ b/BódiSzabolcs13A.docx
@@ -13,16 +13,16 @@
       <w:r>
         <w:rPr>
           <w:rFonts w:ascii="Times New Roman" w:hAnsi="Times New Roman" w:cs="Times New Roman"/>
-        </w:rPr>
-        <w:t xml:space="preserve">Projektnév: </w:t>
-      </w:r>
-      <w:r>
-        <w:rPr>
-          <w:rFonts w:ascii="Times New Roman" w:hAnsi="Times New Roman" w:cs="Times New Roman"/>
-          <w:b/>
-          <w:bCs/>
-        </w:rPr>
-        <w:t>Arcade Mania</w:t>
+          <w:b/>
+          <w:bCs/>
+        </w:rPr>
+        <w:t>Projektnév:</w:t>
+      </w:r>
+      <w:r>
+        <w:rPr>
+          <w:rFonts w:ascii="Times New Roman" w:hAnsi="Times New Roman" w:cs="Times New Roman"/>
+        </w:rPr>
+        <w:t xml:space="preserve"> Arcade Mania</w:t>
       </w:r>
     </w:p>
     <w:p>
@@ -36,30 +36,32 @@
       <w:r>
         <w:rPr>
           <w:rFonts w:ascii="Times New Roman" w:hAnsi="Times New Roman" w:cs="Times New Roman"/>
-        </w:rPr>
-        <w:t xml:space="preserve">Projekt készítői: </w:t>
-      </w:r>
-      <w:r>
-        <w:rPr>
-          <w:rFonts w:ascii="Times New Roman" w:hAnsi="Times New Roman" w:cs="Times New Roman"/>
-          <w:b/>
-          <w:bCs/>
+          <w:b/>
+          <w:bCs/>
+        </w:rPr>
+        <w:t>Projekt készítői:</w:t>
+      </w:r>
+      <w:r>
+        <w:rPr>
+          <w:rFonts w:ascii="Times New Roman" w:hAnsi="Times New Roman" w:cs="Times New Roman"/>
+        </w:rPr>
+        <w:t xml:space="preserve"> </w:t>
+      </w:r>
+      <w:r>
+        <w:rPr>
+          <w:rFonts w:ascii="Times New Roman" w:hAnsi="Times New Roman" w:cs="Times New Roman"/>
         </w:rPr>
         <w:t>Bódi Szabolcs, Oravecz Ádám József, Tátrai</w:t>
       </w:r>
       <w:r>
         <w:rPr>
           <w:rFonts w:ascii="Times New Roman" w:hAnsi="Times New Roman" w:cs="Times New Roman"/>
-          <w:b/>
-          <w:bCs/>
         </w:rPr>
         <w:t xml:space="preserve"> L</w:t>
       </w:r>
       <w:r>
         <w:rPr>
           <w:rFonts w:ascii="Times New Roman" w:hAnsi="Times New Roman" w:cs="Times New Roman"/>
-          <w:b/>
-          <w:bCs/>
         </w:rPr>
         <w:t>evente</w:t>
       </w:r>
@@ -70,13 +72,17 @@
         <w:jc w:val="both"/>
         <w:rPr>
           <w:rFonts w:ascii="Times New Roman" w:hAnsi="Times New Roman" w:cs="Times New Roman"/>
+          <w:b/>
+          <w:bCs/>
         </w:rPr>
       </w:pPr>
       <w:r>
         <w:rPr>
           <w:rFonts w:ascii="Times New Roman" w:hAnsi="Times New Roman" w:cs="Times New Roman"/>
-        </w:rPr>
-        <w:t>A projekt fő célja röviden:</w:t>
+          <w:b/>
+          <w:bCs/>
+        </w:rPr>
+        <w:t>Jelszavak/hozzáférések:</w:t>
       </w:r>
     </w:p>
     <w:p>
@@ -91,55 +97,31 @@
         <w:rPr>
           <w:rFonts w:ascii="Times New Roman" w:hAnsi="Times New Roman" w:cs="Times New Roman"/>
         </w:rPr>
-        <w:t>Az Arcade Mania egy webalapú arcade játékplatform</w:t>
-      </w:r>
-      <w:r>
-        <w:rPr>
-          <w:rFonts w:ascii="Times New Roman" w:hAnsi="Times New Roman" w:cs="Times New Roman"/>
-        </w:rPr>
-        <w:t>, amelyet a „y8” online játékplatform ihletett</w:t>
-      </w:r>
-      <w:r>
-        <w:rPr>
-          <w:rFonts w:ascii="Times New Roman" w:hAnsi="Times New Roman" w:cs="Times New Roman"/>
-        </w:rPr>
-        <w:t xml:space="preserve">. </w:t>
-      </w:r>
-      <w:r>
-        <w:rPr>
-          <w:rFonts w:ascii="Times New Roman" w:hAnsi="Times New Roman" w:cs="Times New Roman"/>
-        </w:rPr>
-        <w:t xml:space="preserve">A projekt elsődleges célja egy átlátható, jól strukturált, tanulási célú full-stack </w:t>
-      </w:r>
-      <w:r>
-        <w:rPr>
-          <w:rFonts w:ascii="Times New Roman" w:hAnsi="Times New Roman" w:cs="Times New Roman"/>
-        </w:rPr>
-        <w:t>projekt,</w:t>
-      </w:r>
-      <w:r>
-        <w:rPr>
-          <w:rFonts w:ascii="Times New Roman" w:hAnsi="Times New Roman" w:cs="Times New Roman"/>
-        </w:rPr>
-        <w:t xml:space="preserve"> </w:t>
-      </w:r>
-      <w:r>
-        <w:rPr>
-          <w:rFonts w:ascii="Times New Roman" w:hAnsi="Times New Roman" w:cs="Times New Roman"/>
-        </w:rPr>
-        <w:t xml:space="preserve"> </w:t>
-      </w:r>
-      <w:r>
-        <w:rPr>
-          <w:rFonts w:ascii="Times New Roman" w:hAnsi="Times New Roman" w:cs="Times New Roman"/>
-        </w:rPr>
-        <w:t>valamint,</w:t>
-      </w:r>
-      <w:r>
-        <w:rPr>
-          <w:rFonts w:ascii="Times New Roman" w:hAnsi="Times New Roman" w:cs="Times New Roman"/>
-        </w:rPr>
-        <w:t xml:space="preserve"> egy olyan rendszer megvalósítása, amely:</w:t>
+        <w:t>Alapvetően a frontend hivatott az új felhasználók létrehozására, de a frontend csak „User” típusú felhasználókat képes létrehozni. Ahhoz, hogy az admin felületre be lehessen lépni az adatbázisban elhelyeztünk egy „Admin” szerepkörrel rendelkező felhasználót is. Ennek a felhasználónak a neve „admin”  és a hozzá tartozó jelszó is „admin”. A selenium teszthez, frontend bejelentkezéshez és az admin WPF panel bejelentkezéshez ez a felhasználó használható.</w:t>
+      </w:r>
+      <w:r>
+        <w:rPr>
+          <w:rFonts w:ascii="Times New Roman" w:hAnsi="Times New Roman" w:cs="Times New Roman"/>
+        </w:rPr>
+        <w:t xml:space="preserve"> Ennek az admin felhasználónak a segítségével a kletöltés után azonnal futtatható/tesztelhető/használható az egész projekt.</w:t>
+      </w:r>
+      <w:r>
+        <w:rPr>
+          <w:rFonts w:ascii="Times New Roman" w:hAnsi="Times New Roman" w:cs="Times New Roman"/>
+        </w:rPr>
+        <w:t xml:space="preserve"> A további felhasználókat a frontend segítségével lehet létrehozni regisztráció útján</w:t>
+      </w:r>
+      <w:r>
+        <w:rPr>
+          <w:rFonts w:ascii="Times New Roman" w:hAnsi="Times New Roman" w:cs="Times New Roman"/>
+        </w:rPr>
+        <w:t>, vagy az admin felületen keresztül bejelentkezés után</w:t>
+      </w:r>
+      <w:r>
+        <w:rPr>
+          <w:rFonts w:ascii="Times New Roman" w:hAnsi="Times New Roman" w:cs="Times New Roman"/>
+        </w:rPr>
+        <w:t>.</w:t>
       </w:r>
     </w:p>
     <w:p>
@@ -148,13 +130,269 @@
         <w:jc w:val="both"/>
         <w:rPr>
           <w:rFonts w:ascii="Times New Roman" w:hAnsi="Times New Roman" w:cs="Times New Roman"/>
+          <w:b/>
+          <w:bCs/>
         </w:rPr>
       </w:pPr>
       <w:r>
         <w:rPr>
           <w:rFonts w:ascii="Times New Roman" w:hAnsi="Times New Roman" w:cs="Times New Roman"/>
-        </w:rPr>
-        <w:t>- bemutatja a frontend–backend–adatbázis szétválasztását,</w:t>
+          <w:b/>
+          <w:bCs/>
+        </w:rPr>
+        <w:t>Backend webAPI appsettings.json fájlban elvégzendő módosítások/hiányzó adatok:</w:t>
+      </w:r>
+    </w:p>
+    <w:p>
+      <w:pPr>
+        <w:spacing w:line="360" w:lineRule="auto"/>
+        <w:ind w:left="708"/>
+        <w:rPr>
+          <w:rFonts w:ascii="Times New Roman" w:hAnsi="Times New Roman" w:cs="Times New Roman"/>
+        </w:rPr>
+      </w:pPr>
+      <w:r>
+        <w:rPr>
+          <w:rFonts w:ascii="Times New Roman" w:hAnsi="Times New Roman" w:cs="Times New Roman"/>
+          <w:b/>
+          <w:bCs/>
+        </w:rPr>
+        <w:t>Connection</w:t>
+      </w:r>
+      <w:r>
+        <w:rPr>
+          <w:rFonts w:ascii="Times New Roman" w:hAnsi="Times New Roman" w:cs="Times New Roman"/>
+          <w:b/>
+          <w:bCs/>
+        </w:rPr>
+        <w:t xml:space="preserve"> </w:t>
+      </w:r>
+      <w:r>
+        <w:rPr>
+          <w:rFonts w:ascii="Times New Roman" w:hAnsi="Times New Roman" w:cs="Times New Roman"/>
+          <w:b/>
+          <w:bCs/>
+        </w:rPr>
+        <w:t>string:</w:t>
+      </w:r>
+      <w:r>
+        <w:rPr>
+          <w:rFonts w:ascii="Times New Roman" w:hAnsi="Times New Roman" w:cs="Times New Roman"/>
+        </w:rPr>
+        <w:t xml:space="preserve"> </w:t>
+      </w:r>
+      <w:r>
+        <w:rPr>
+          <w:rFonts w:ascii="Times New Roman" w:hAnsi="Times New Roman" w:cs="Times New Roman"/>
+        </w:rPr>
+        <w:t>„</w:t>
+      </w:r>
+      <w:r>
+        <w:rPr>
+          <w:rFonts w:ascii="Times New Roman" w:hAnsi="Times New Roman" w:cs="Times New Roman"/>
+        </w:rPr>
+        <w:t>server=localhost;database=arcade_mania_datas;user=root;password=</w:t>
+      </w:r>
+      <w:r>
+        <w:rPr>
+          <w:rFonts w:ascii="Times New Roman" w:hAnsi="Times New Roman" w:cs="Times New Roman"/>
+        </w:rPr>
+        <w:t>”</w:t>
+      </w:r>
+    </w:p>
+    <w:p>
+      <w:pPr>
+        <w:spacing w:line="360" w:lineRule="auto"/>
+        <w:ind w:left="708"/>
+        <w:rPr>
+          <w:rFonts w:ascii="Times New Roman" w:hAnsi="Times New Roman" w:cs="Times New Roman"/>
+        </w:rPr>
+      </w:pPr>
+      <w:r>
+        <w:rPr>
+          <w:rFonts w:ascii="Times New Roman" w:hAnsi="Times New Roman" w:cs="Times New Roman"/>
+          <w:b/>
+          <w:bCs/>
+        </w:rPr>
+        <w:t>Passwordkey:</w:t>
+      </w:r>
+      <w:r>
+        <w:rPr>
+          <w:rFonts w:ascii="Times New Roman" w:hAnsi="Times New Roman" w:cs="Times New Roman"/>
+        </w:rPr>
+        <w:t xml:space="preserve"> „</w:t>
+      </w:r>
+      <w:r>
+        <w:rPr>
+          <w:rFonts w:ascii="Times New Roman" w:hAnsi="Times New Roman" w:cs="Times New Roman"/>
+        </w:rPr>
+        <w:t>ArcadeManiaSuperSecretKey_32Char</w:t>
+      </w:r>
+      <w:r>
+        <w:rPr>
+          <w:rFonts w:ascii="Times New Roman" w:hAnsi="Times New Roman" w:cs="Times New Roman"/>
+        </w:rPr>
+        <w:t>”</w:t>
+      </w:r>
+    </w:p>
+    <w:p>
+      <w:pPr>
+        <w:spacing w:line="360" w:lineRule="auto"/>
+        <w:ind w:firstLine="708"/>
+        <w:jc w:val="both"/>
+        <w:rPr>
+          <w:rFonts w:ascii="Times New Roman" w:hAnsi="Times New Roman" w:cs="Times New Roman"/>
+        </w:rPr>
+      </w:pPr>
+      <w:r>
+        <w:rPr>
+          <w:rFonts w:ascii="Times New Roman" w:hAnsi="Times New Roman" w:cs="Times New Roman"/>
+          <w:b/>
+          <w:bCs/>
+        </w:rPr>
+        <w:t xml:space="preserve">JWT </w:t>
+      </w:r>
+      <w:r>
+        <w:rPr>
+          <w:rFonts w:ascii="Times New Roman" w:hAnsi="Times New Roman" w:cs="Times New Roman"/>
+          <w:b/>
+          <w:bCs/>
+        </w:rPr>
+        <w:t>key</w:t>
+      </w:r>
+      <w:r>
+        <w:rPr>
+          <w:rFonts w:ascii="Times New Roman" w:hAnsi="Times New Roman" w:cs="Times New Roman"/>
+          <w:b/>
+          <w:bCs/>
+        </w:rPr>
+        <w:t>:</w:t>
+      </w:r>
+      <w:r>
+        <w:rPr>
+          <w:rFonts w:ascii="Times New Roman" w:hAnsi="Times New Roman" w:cs="Times New Roman"/>
+        </w:rPr>
+        <w:t xml:space="preserve"> „</w:t>
+      </w:r>
+      <w:r>
+        <w:rPr>
+          <w:rFonts w:ascii="Times New Roman" w:hAnsi="Times New Roman" w:cs="Times New Roman"/>
+        </w:rPr>
+        <w:t>ArcadeMania_JWT_SuperSecretKey_AtLeast_32_Chars_Long!</w:t>
+      </w:r>
+      <w:r>
+        <w:rPr>
+          <w:rFonts w:ascii="Times New Roman" w:hAnsi="Times New Roman" w:cs="Times New Roman"/>
+        </w:rPr>
+        <w:t>”</w:t>
+      </w:r>
+    </w:p>
+    <w:p>
+      <w:pPr>
+        <w:spacing w:line="360" w:lineRule="auto"/>
+        <w:ind w:firstLine="708"/>
+        <w:jc w:val="both"/>
+        <w:rPr>
+          <w:rFonts w:ascii="Times New Roman" w:hAnsi="Times New Roman" w:cs="Times New Roman"/>
+        </w:rPr>
+      </w:pPr>
+      <w:r>
+        <w:rPr>
+          <w:rFonts w:ascii="Times New Roman" w:hAnsi="Times New Roman" w:cs="Times New Roman"/>
+          <w:b/>
+          <w:bCs/>
+        </w:rPr>
+        <w:t>JWT Issuer:</w:t>
+      </w:r>
+      <w:r>
+        <w:rPr>
+          <w:rFonts w:ascii="Times New Roman" w:hAnsi="Times New Roman" w:cs="Times New Roman"/>
+        </w:rPr>
+        <w:t xml:space="preserve"> „</w:t>
+      </w:r>
+      <w:r>
+        <w:rPr>
+          <w:rFonts w:ascii="Times New Roman" w:hAnsi="Times New Roman" w:cs="Times New Roman"/>
+        </w:rPr>
+        <w:t>ArcadeManiaAPI</w:t>
+      </w:r>
+      <w:r>
+        <w:rPr>
+          <w:rFonts w:ascii="Times New Roman" w:hAnsi="Times New Roman" w:cs="Times New Roman"/>
+        </w:rPr>
+        <w:t>”</w:t>
+      </w:r>
+    </w:p>
+    <w:p>
+      <w:pPr>
+        <w:spacing w:line="360" w:lineRule="auto"/>
+        <w:ind w:firstLine="708"/>
+        <w:jc w:val="both"/>
+        <w:rPr>
+          <w:rFonts w:ascii="Times New Roman" w:hAnsi="Times New Roman" w:cs="Times New Roman"/>
+        </w:rPr>
+      </w:pPr>
+      <w:r>
+        <w:rPr>
+          <w:rFonts w:ascii="Times New Roman" w:hAnsi="Times New Roman" w:cs="Times New Roman"/>
+          <w:b/>
+          <w:bCs/>
+        </w:rPr>
+        <w:t>JWT Audience:</w:t>
+      </w:r>
+      <w:r>
+        <w:rPr>
+          <w:rFonts w:ascii="Times New Roman" w:hAnsi="Times New Roman" w:cs="Times New Roman"/>
+        </w:rPr>
+        <w:t xml:space="preserve"> „</w:t>
+      </w:r>
+      <w:r>
+        <w:rPr>
+          <w:rFonts w:ascii="Times New Roman" w:hAnsi="Times New Roman" w:cs="Times New Roman"/>
+        </w:rPr>
+        <w:t>ArcadeManiaClient</w:t>
+      </w:r>
+      <w:r>
+        <w:rPr>
+          <w:rFonts w:ascii="Times New Roman" w:hAnsi="Times New Roman" w:cs="Times New Roman"/>
+        </w:rPr>
+        <w:t>”</w:t>
+      </w:r>
+    </w:p>
+    <w:p>
+      <w:pPr>
+        <w:spacing w:line="360" w:lineRule="auto"/>
+        <w:ind w:firstLine="708"/>
+        <w:jc w:val="both"/>
+        <w:rPr>
+          <w:rFonts w:ascii="Times New Roman" w:hAnsi="Times New Roman" w:cs="Times New Roman"/>
+        </w:rPr>
+      </w:pPr>
+      <w:r>
+        <w:rPr>
+          <w:rFonts w:ascii="Times New Roman" w:hAnsi="Times New Roman" w:cs="Times New Roman"/>
+          <w:b/>
+          <w:bCs/>
+        </w:rPr>
+        <w:t>Admin ServiceKey:</w:t>
+      </w:r>
+      <w:r>
+        <w:rPr>
+          <w:rFonts w:ascii="Times New Roman" w:hAnsi="Times New Roman" w:cs="Times New Roman"/>
+        </w:rPr>
+        <w:t xml:space="preserve"> „</w:t>
+      </w:r>
+      <w:r>
+        <w:rPr>
+          <w:rFonts w:ascii="Times New Roman" w:hAnsi="Times New Roman" w:cs="Times New Roman"/>
+        </w:rPr>
+        <w:t>ArcadeMania_WPF_ServiceKey_AtLeast_32_Chars!</w:t>
+      </w:r>
+      <w:r>
+        <w:rPr>
+          <w:rFonts w:ascii="Times New Roman" w:hAnsi="Times New Roman" w:cs="Times New Roman"/>
+        </w:rPr>
+        <w:t>”</w:t>
       </w:r>
     </w:p>
     <w:p>
@@ -163,260 +401,47 @@
         <w:jc w:val="both"/>
         <w:rPr>
           <w:rFonts w:ascii="Times New Roman" w:hAnsi="Times New Roman" w:cs="Times New Roman"/>
+          <w:b/>
+          <w:bCs/>
         </w:rPr>
       </w:pPr>
       <w:r>
         <w:rPr>
           <w:rFonts w:ascii="Times New Roman" w:hAnsi="Times New Roman" w:cs="Times New Roman"/>
-        </w:rPr>
-        <w:t>- követi a modern webfejlesztési elveket,</w:t>
-      </w:r>
-    </w:p>
-    <w:p>
-      <w:pPr>
-        <w:spacing w:line="360" w:lineRule="auto"/>
-        <w:jc w:val="both"/>
-        <w:rPr>
-          <w:rFonts w:ascii="Times New Roman" w:hAnsi="Times New Roman" w:cs="Times New Roman"/>
-        </w:rPr>
-      </w:pPr>
-      <w:r>
-        <w:rPr>
-          <w:rFonts w:ascii="Times New Roman" w:hAnsi="Times New Roman" w:cs="Times New Roman"/>
-        </w:rPr>
-        <w:t>- alkalmas szakmai vizsga- és bemutatási célokra,</w:t>
-      </w:r>
-    </w:p>
-    <w:p>
-      <w:pPr>
-        <w:spacing w:line="360" w:lineRule="auto"/>
-        <w:jc w:val="both"/>
-        <w:rPr>
-          <w:rFonts w:ascii="Times New Roman" w:hAnsi="Times New Roman" w:cs="Times New Roman"/>
-        </w:rPr>
-      </w:pPr>
-      <w:r>
-        <w:rPr>
-          <w:rFonts w:ascii="Times New Roman" w:hAnsi="Times New Roman" w:cs="Times New Roman"/>
-        </w:rPr>
-        <w:t xml:space="preserve">Az Arcade Mania </w:t>
-      </w:r>
-      <w:r>
-        <w:rPr>
-          <w:rFonts w:ascii="Times New Roman" w:hAnsi="Times New Roman" w:cs="Times New Roman"/>
-        </w:rPr>
-        <w:t>3 fő részből áll</w:t>
-      </w:r>
-      <w:r>
-        <w:rPr>
-          <w:rFonts w:ascii="Times New Roman" w:hAnsi="Times New Roman" w:cs="Times New Roman"/>
-        </w:rPr>
-        <w:t>:</w:t>
-      </w:r>
-    </w:p>
-    <w:p>
-      <w:pPr>
-        <w:spacing w:line="360" w:lineRule="auto"/>
-        <w:jc w:val="both"/>
-        <w:rPr>
-          <w:rFonts w:ascii="Times New Roman" w:hAnsi="Times New Roman" w:cs="Times New Roman"/>
-        </w:rPr>
-      </w:pPr>
-      <w:r>
-        <w:rPr>
-          <w:rFonts w:ascii="Times New Roman" w:hAnsi="Times New Roman" w:cs="Times New Roman"/>
-          <w:b/>
-          <w:bCs/>
-        </w:rPr>
-        <w:t>Frontend</w:t>
-      </w:r>
-    </w:p>
-    <w:p>
-      <w:pPr>
-        <w:spacing w:line="360" w:lineRule="auto"/>
-        <w:jc w:val="both"/>
-        <w:rPr>
-          <w:rFonts w:ascii="Times New Roman" w:hAnsi="Times New Roman" w:cs="Times New Roman"/>
-        </w:rPr>
-      </w:pPr>
-      <w:r>
-        <w:rPr>
-          <w:rFonts w:ascii="Times New Roman" w:hAnsi="Times New Roman" w:cs="Times New Roman"/>
-        </w:rPr>
-        <w:t>- React</w:t>
-      </w:r>
-      <w:r>
-        <w:rPr>
-          <w:rFonts w:ascii="Times New Roman" w:hAnsi="Times New Roman" w:cs="Times New Roman"/>
-        </w:rPr>
-        <w:t xml:space="preserve"> keretrendszer</w:t>
-      </w:r>
-    </w:p>
-    <w:p>
-      <w:pPr>
-        <w:spacing w:line="360" w:lineRule="auto"/>
-        <w:jc w:val="both"/>
-        <w:rPr>
-          <w:rFonts w:ascii="Times New Roman" w:hAnsi="Times New Roman" w:cs="Times New Roman"/>
-        </w:rPr>
-      </w:pPr>
-      <w:r>
-        <w:rPr>
-          <w:rFonts w:ascii="Times New Roman" w:hAnsi="Times New Roman" w:cs="Times New Roman"/>
-          <w:b/>
-          <w:bCs/>
-        </w:rPr>
-        <w:t>Backend</w:t>
-      </w:r>
-    </w:p>
-    <w:p>
-      <w:pPr>
-        <w:spacing w:line="360" w:lineRule="auto"/>
-        <w:jc w:val="both"/>
-        <w:rPr>
-          <w:rFonts w:ascii="Times New Roman" w:hAnsi="Times New Roman" w:cs="Times New Roman"/>
-        </w:rPr>
-      </w:pPr>
-      <w:r>
-        <w:rPr>
-          <w:rFonts w:ascii="Times New Roman" w:hAnsi="Times New Roman" w:cs="Times New Roman"/>
-        </w:rPr>
-        <w:t>- ASP.NET Core Web API (C#)</w:t>
-      </w:r>
-    </w:p>
-    <w:p>
-      <w:pPr>
-        <w:spacing w:line="360" w:lineRule="auto"/>
-        <w:jc w:val="both"/>
-        <w:rPr>
-          <w:rFonts w:ascii="Times New Roman" w:hAnsi="Times New Roman" w:cs="Times New Roman"/>
-        </w:rPr>
-      </w:pPr>
-      <w:r>
-        <w:rPr>
-          <w:rFonts w:ascii="Times New Roman" w:hAnsi="Times New Roman" w:cs="Times New Roman"/>
-        </w:rPr>
-        <w:t>- WPF admin panel</w:t>
-      </w:r>
-    </w:p>
-    <w:p>
-      <w:pPr>
-        <w:spacing w:line="360" w:lineRule="auto"/>
-        <w:jc w:val="both"/>
-        <w:rPr>
-          <w:rFonts w:ascii="Times New Roman" w:hAnsi="Times New Roman" w:cs="Times New Roman"/>
-        </w:rPr>
-      </w:pPr>
-      <w:r>
-        <w:rPr>
-          <w:rFonts w:ascii="Times New Roman" w:hAnsi="Times New Roman" w:cs="Times New Roman"/>
-          <w:b/>
-          <w:bCs/>
-        </w:rPr>
-        <w:t>Adatbázis</w:t>
-      </w:r>
-    </w:p>
-    <w:p>
-      <w:pPr>
-        <w:spacing w:line="360" w:lineRule="auto"/>
-        <w:jc w:val="both"/>
-        <w:rPr>
-          <w:rFonts w:ascii="Times New Roman" w:hAnsi="Times New Roman" w:cs="Times New Roman"/>
-        </w:rPr>
-      </w:pPr>
-      <w:r>
-        <w:rPr>
-          <w:rFonts w:ascii="Times New Roman" w:hAnsi="Times New Roman" w:cs="Times New Roman"/>
-        </w:rPr>
-        <w:t>-</w:t>
-      </w:r>
-      <w:r>
-        <w:rPr>
-          <w:rFonts w:ascii="Times New Roman" w:hAnsi="Times New Roman" w:cs="Times New Roman"/>
-        </w:rPr>
-        <w:t xml:space="preserve"> (Xampp)</w:t>
-      </w:r>
-      <w:r>
-        <w:rPr>
-          <w:rFonts w:ascii="Times New Roman" w:hAnsi="Times New Roman" w:cs="Times New Roman"/>
-        </w:rPr>
-        <w:t xml:space="preserve"> MySQL</w:t>
-      </w:r>
-    </w:p>
-    <w:p>
-      <w:pPr>
-        <w:spacing w:line="360" w:lineRule="auto"/>
-        <w:jc w:val="both"/>
-        <w:rPr>
-          <w:rFonts w:ascii="Times New Roman" w:hAnsi="Times New Roman" w:cs="Times New Roman"/>
-        </w:rPr>
-      </w:pPr>
-      <w:r>
-        <w:rPr>
-          <w:rFonts w:ascii="Times New Roman" w:hAnsi="Times New Roman" w:cs="Times New Roman"/>
-        </w:rPr>
-        <w:t xml:space="preserve">- Entity Framework Core </w:t>
-      </w:r>
-      <w:r>
-        <w:rPr>
-          <w:rFonts w:ascii="Times New Roman" w:hAnsi="Times New Roman" w:cs="Times New Roman"/>
-        </w:rPr>
-        <w:t>ha</w:t>
-      </w:r>
-      <w:r>
-        <w:rPr>
-          <w:rFonts w:ascii="Times New Roman" w:hAnsi="Times New Roman" w:cs="Times New Roman"/>
-        </w:rPr>
-        <w:t>sz</w:t>
-      </w:r>
-      <w:r>
-        <w:rPr>
-          <w:rFonts w:ascii="Times New Roman" w:hAnsi="Times New Roman" w:cs="Times New Roman"/>
-        </w:rPr>
-        <w:t xml:space="preserve">nálata </w:t>
-      </w:r>
-      <w:r>
-        <w:rPr>
-          <w:rFonts w:ascii="Times New Roman" w:hAnsi="Times New Roman" w:cs="Times New Roman"/>
-        </w:rPr>
-        <w:t>(ORM)</w:t>
-      </w:r>
-    </w:p>
-    <w:p>
-      <w:pPr>
-        <w:spacing w:line="360" w:lineRule="auto"/>
-        <w:jc w:val="both"/>
-        <w:rPr>
-          <w:rFonts w:ascii="Times New Roman" w:hAnsi="Times New Roman" w:cs="Times New Roman"/>
-        </w:rPr>
-      </w:pPr>
-      <w:r>
-        <w:rPr>
-          <w:rFonts w:ascii="Times New Roman" w:hAnsi="Times New Roman" w:cs="Times New Roman"/>
+          <w:b/>
+          <w:bCs/>
         </w:rPr>
         <w:t xml:space="preserve">Projekt </w:t>
       </w:r>
       <w:r>
         <w:rPr>
           <w:rFonts w:ascii="Times New Roman" w:hAnsi="Times New Roman" w:cs="Times New Roman"/>
+          <w:b/>
+          <w:bCs/>
         </w:rPr>
         <w:t>Github</w:t>
       </w:r>
       <w:r>
         <w:rPr>
           <w:rFonts w:ascii="Times New Roman" w:hAnsi="Times New Roman" w:cs="Times New Roman"/>
+          <w:b/>
+          <w:bCs/>
         </w:rPr>
         <w:t>-link</w:t>
       </w:r>
       <w:r>
         <w:rPr>
           <w:rFonts w:ascii="Times New Roman" w:hAnsi="Times New Roman" w:cs="Times New Roman"/>
+          <w:b/>
+          <w:bCs/>
         </w:rPr>
         <w:t>ek</w:t>
       </w:r>
       <w:r>
         <w:rPr>
           <w:rFonts w:ascii="Times New Roman" w:hAnsi="Times New Roman" w:cs="Times New Roman"/>
+          <w:b/>
+          <w:bCs/>
         </w:rPr>
         <w:t>:</w:t>
       </w:r>
@@ -496,29 +521,39 @@
         <w:jc w:val="both"/>
         <w:rPr>
           <w:rFonts w:ascii="Times New Roman" w:hAnsi="Times New Roman" w:cs="Times New Roman"/>
+          <w:b/>
+          <w:bCs/>
         </w:rPr>
       </w:pPr>
       <w:r>
         <w:rPr>
           <w:rFonts w:ascii="Times New Roman" w:hAnsi="Times New Roman" w:cs="Times New Roman"/>
+          <w:b/>
+          <w:bCs/>
         </w:rPr>
         <w:t xml:space="preserve">Projekt </w:t>
       </w:r>
       <w:r>
         <w:rPr>
           <w:rFonts w:ascii="Times New Roman" w:hAnsi="Times New Roman" w:cs="Times New Roman"/>
+          <w:b/>
+          <w:bCs/>
         </w:rPr>
         <w:t>Trello</w:t>
       </w:r>
       <w:r>
         <w:rPr>
           <w:rFonts w:ascii="Times New Roman" w:hAnsi="Times New Roman" w:cs="Times New Roman"/>
+          <w:b/>
+          <w:bCs/>
         </w:rPr>
         <w:t>-link</w:t>
       </w:r>
       <w:r>
         <w:rPr>
           <w:rFonts w:ascii="Times New Roman" w:hAnsi="Times New Roman" w:cs="Times New Roman"/>
+          <w:b/>
+          <w:bCs/>
         </w:rPr>
         <w:t>:</w:t>
       </w:r>
